--- a/kits/dragon/booklet/dragon_instructions.docx
+++ b/kits/dragon/booklet/dragon_instructions.docx
@@ -533,7 +533,7 @@
         <w:pStyle w:val="ListBullet"/>
       </w:pPr>
       <w:r>
-        <w:t>Sheet A: Natural basswood, 38 parts</w:t>
+        <w:t>Sheet A: Natural basswood, 22 parts</w:t>
       </w:r>
     </w:p>
     <w:p>
@@ -541,7 +541,7 @@
         <w:pStyle w:val="ListBullet"/>
       </w:pPr>
       <w:r>
-        <w:t>Sheet B: Natural basswood, 61 parts + 4 spares</w:t>
+        <w:t>Sheet B: Natural basswood, 41 parts + 2 spares</w:t>
       </w:r>
     </w:p>
     <w:p>
@@ -549,7 +549,7 @@
         <w:pStyle w:val="ListBullet"/>
       </w:pPr>
       <w:r>
-        <w:t>Sheet C: Natural basswood, 24 parts + 2 spares</w:t>
+        <w:t>Sheet C: Natural basswood, 56 parts + 4 spares</w:t>
       </w:r>
     </w:p>
     <w:p>
@@ -565,7 +565,7 @@
         <w:pStyle w:val="ListBullet"/>
       </w:pPr>
       <w:r>
-        <w:t>Sheet E: Natural basswood, 4 parts</w:t>
+        <w:t>Sheet E: Natural basswood, 8 parts</w:t>
       </w:r>
     </w:p>
     <w:p>
@@ -1057,7 +1057,7 @@
               <w:rPr>
                 <w:b/>
               </w:rPr>
-              <w:t xml:space="preserve">  A11</w:t>
+              <w:t xml:space="preserve">  A8</w:t>
               <w:br/>
             </w:r>
             <w:r>
@@ -1098,7 +1098,7 @@
               <w:rPr>
                 <w:b/>
               </w:rPr>
-              <w:t xml:space="preserve">  A16</w:t>
+              <w:t xml:space="preserve">  A18</w:t>
               <w:br/>
             </w:r>
             <w:r>
@@ -1139,7 +1139,7 @@
               <w:rPr>
                 <w:b/>
               </w:rPr>
-              <w:t xml:space="preserve">  A20</w:t>
+              <w:t xml:space="preserve">  B2</w:t>
               <w:br/>
             </w:r>
             <w:r>
@@ -1180,7 +1180,7 @@
               <w:rPr>
                 <w:b/>
               </w:rPr>
-              <w:t xml:space="preserve">  A22</w:t>
+              <w:t xml:space="preserve">  B14</w:t>
               <w:br/>
             </w:r>
             <w:r>
@@ -1221,7 +1221,7 @@
               <w:rPr>
                 <w:b/>
               </w:rPr>
-              <w:t xml:space="preserve">  B6</w:t>
+              <w:t xml:space="preserve">  B21</w:t>
               <w:br/>
             </w:r>
             <w:r>
@@ -1262,7 +1262,7 @@
               <w:rPr>
                 <w:b/>
               </w:rPr>
-              <w:t xml:space="preserve">  B9</w:t>
+              <w:t xml:space="preserve">  B24</w:t>
               <w:br/>
             </w:r>
             <w:r>
@@ -1303,7 +1303,7 @@
               <w:rPr>
                 <w:b/>
               </w:rPr>
-              <w:t xml:space="preserve">  B14</w:t>
+              <w:t xml:space="preserve">  C2</w:t>
               <w:br/>
             </w:r>
             <w:r>
@@ -1344,7 +1344,7 @@
               <w:rPr>
                 <w:b/>
               </w:rPr>
-              <w:t xml:space="preserve">  B23</w:t>
+              <w:t xml:space="preserve">  C17</w:t>
               <w:br/>
             </w:r>
             <w:r>
@@ -1385,7 +1385,7 @@
               <w:rPr>
                 <w:b/>
               </w:rPr>
-              <w:t xml:space="preserve">  B28</w:t>
+              <w:t xml:space="preserve">  C21</w:t>
               <w:br/>
             </w:r>
             <w:r>
@@ -1426,7 +1426,7 @@
               <w:rPr>
                 <w:b/>
               </w:rPr>
-              <w:t xml:space="preserve">  C6</w:t>
+              <w:t xml:space="preserve">  C30</w:t>
               <w:br/>
             </w:r>
             <w:r>
@@ -1467,7 +1467,7 @@
               <w:rPr>
                 <w:b/>
               </w:rPr>
-              <w:t xml:space="preserve">  C20</w:t>
+              <w:t xml:space="preserve">  C35</w:t>
               <w:br/>
             </w:r>
             <w:r>
@@ -1816,7 +1816,7 @@
               <w:rPr>
                 <w:b/>
               </w:rPr>
-              <w:t xml:space="preserve">  B18</w:t>
+              <w:t xml:space="preserve">  B7</w:t>
               <w:br/>
             </w:r>
             <w:r>
@@ -1857,7 +1857,7 @@
               <w:rPr>
                 <w:b/>
               </w:rPr>
-              <w:t xml:space="preserve">  C2</w:t>
+              <w:t xml:space="preserve">  C3</w:t>
               <w:br/>
             </w:r>
             <w:r>
@@ -1898,7 +1898,7 @@
               <w:rPr>
                 <w:b/>
               </w:rPr>
-              <w:t xml:space="preserve">  E4</w:t>
+              <w:t xml:space="preserve">  C12</w:t>
               <w:br/>
             </w:r>
           </w:p>
@@ -2128,7 +2128,7 @@
               <w:rPr>
                 <w:b/>
               </w:rPr>
-              <w:t xml:space="preserve">  B7</w:t>
+              <w:t xml:space="preserve">  A2</w:t>
               <w:br/>
             </w:r>
             <w:r>
@@ -2169,7 +2169,7 @@
               <w:rPr>
                 <w:b/>
               </w:rPr>
-              <w:t xml:space="preserve">  B10</w:t>
+              <w:t xml:space="preserve">  A5</w:t>
               <w:br/>
             </w:r>
             <w:r>
@@ -2210,7 +2210,7 @@
               <w:rPr>
                 <w:b/>
               </w:rPr>
-              <w:t xml:space="preserve">  C3</w:t>
+              <w:t xml:space="preserve">  B9</w:t>
               <w:br/>
             </w:r>
             <w:r>
@@ -2251,7 +2251,7 @@
               <w:rPr>
                 <w:b/>
               </w:rPr>
-              <w:t xml:space="preserve">  C4</w:t>
+              <w:t xml:space="preserve">  E3</w:t>
               <w:br/>
             </w:r>
           </w:p>
@@ -2481,7 +2481,7 @@
               <w:rPr>
                 <w:b/>
               </w:rPr>
-              <w:t xml:space="preserve">  A7</w:t>
+              <w:t xml:space="preserve">  A1</w:t>
               <w:br/>
             </w:r>
             <w:r>
@@ -2522,7 +2522,7 @@
               <w:rPr>
                 <w:b/>
               </w:rPr>
-              <w:t xml:space="preserve">  A18</w:t>
+              <w:t xml:space="preserve">  B5</w:t>
               <w:br/>
             </w:r>
             <w:r>
@@ -2604,7 +2604,7 @@
               <w:rPr>
                 <w:b/>
               </w:rPr>
-              <w:t xml:space="preserve">  B22</w:t>
+              <w:t xml:space="preserve">  C4</w:t>
               <w:br/>
             </w:r>
             <w:r>
@@ -2645,7 +2645,7 @@
               <w:rPr>
                 <w:b/>
               </w:rPr>
-              <w:t xml:space="preserve">  B29</w:t>
+              <w:t xml:space="preserve">  C19</w:t>
               <w:br/>
             </w:r>
             <w:r>
@@ -2686,7 +2686,7 @@
               <w:rPr>
                 <w:b/>
               </w:rPr>
-              <w:t xml:space="preserve">  B36</w:t>
+              <w:t xml:space="preserve">  C23</w:t>
               <w:br/>
             </w:r>
             <w:r>
@@ -2727,7 +2727,7 @@
               <w:rPr>
                 <w:b/>
               </w:rPr>
-              <w:t xml:space="preserve">  C19</w:t>
+              <w:t xml:space="preserve">  C27</w:t>
               <w:br/>
             </w:r>
           </w:p>
@@ -2957,7 +2957,7 @@
               <w:rPr>
                 <w:b/>
               </w:rPr>
-              <w:t xml:space="preserve">  B11</w:t>
+              <w:t xml:space="preserve">  C18</w:t>
               <w:br/>
             </w:r>
             <w:r>
@@ -2998,7 +2998,7 @@
               <w:rPr>
                 <w:b/>
               </w:rPr>
-              <w:t xml:space="preserve">  C5</w:t>
+              <w:t xml:space="preserve">  C24</w:t>
               <w:br/>
             </w:r>
             <w:r>
@@ -3039,7 +3039,7 @@
               <w:rPr>
                 <w:b/>
               </w:rPr>
-              <w:t xml:space="preserve">  C10</w:t>
+              <w:t xml:space="preserve">  E1</w:t>
               <w:br/>
             </w:r>
             <w:r>
@@ -3310,7 +3310,7 @@
               <w:rPr>
                 <w:b/>
               </w:rPr>
-              <w:t xml:space="preserve">  B19</w:t>
+              <w:t xml:space="preserve">  B3</w:t>
               <w:br/>
             </w:r>
             <w:r>
@@ -3351,7 +3351,7 @@
               <w:rPr>
                 <w:b/>
               </w:rPr>
-              <w:t xml:space="preserve">  B26</w:t>
+              <w:t xml:space="preserve">  B25</w:t>
               <w:br/>
             </w:r>
             <w:r>
@@ -3392,7 +3392,7 @@
               <w:rPr>
                 <w:b/>
               </w:rPr>
-              <w:t xml:space="preserve">  B32</w:t>
+              <w:t xml:space="preserve">  C22</w:t>
               <w:br/>
             </w:r>
             <w:r>
@@ -3433,7 +3433,7 @@
               <w:rPr>
                 <w:b/>
               </w:rPr>
-              <w:t xml:space="preserve">  C9</w:t>
+              <w:t xml:space="preserve">  C31</w:t>
               <w:br/>
             </w:r>
           </w:p>
@@ -3700,7 +3700,7 @@
               <w:rPr>
                 <w:b/>
               </w:rPr>
-              <w:t xml:space="preserve">  A3</w:t>
+              <w:t xml:space="preserve">  A6</w:t>
               <w:br/>
             </w:r>
             <w:r>
@@ -3741,7 +3741,7 @@
               <w:rPr>
                 <w:b/>
               </w:rPr>
-              <w:t xml:space="preserve">  B1</w:t>
+              <w:t xml:space="preserve">  B26</w:t>
               <w:br/>
             </w:r>
             <w:r>
@@ -3782,7 +3782,7 @@
               <w:rPr>
                 <w:b/>
               </w:rPr>
-              <w:t xml:space="preserve">  B3</w:t>
+              <w:t xml:space="preserve">  B31</w:t>
               <w:br/>
             </w:r>
             <w:r>
@@ -3823,7 +3823,7 @@
               <w:rPr>
                 <w:b/>
               </w:rPr>
-              <w:t xml:space="preserve">  B16</w:t>
+              <w:t xml:space="preserve">  C9</w:t>
               <w:br/>
             </w:r>
             <w:r>
@@ -3864,7 +3864,7 @@
               <w:rPr>
                 <w:b/>
               </w:rPr>
-              <w:t xml:space="preserve">  B21</w:t>
+              <w:t xml:space="preserve">  C26</w:t>
               <w:br/>
             </w:r>
             <w:r>
@@ -3905,7 +3905,7 @@
               <w:rPr>
                 <w:b/>
               </w:rPr>
-              <w:t xml:space="preserve">  B35</w:t>
+              <w:t xml:space="preserve">  C29</w:t>
               <w:br/>
             </w:r>
           </w:p>
@@ -4172,7 +4172,7 @@
               <w:rPr>
                 <w:b/>
               </w:rPr>
-              <w:t xml:space="preserve">  A2 x2</w:t>
+              <w:t xml:space="preserve">  B8 x2</w:t>
               <w:br/>
             </w:r>
             <w:r>
@@ -4521,7 +4521,7 @@
               <w:rPr>
                 <w:b/>
               </w:rPr>
-              <w:t xml:space="preserve">  A1</w:t>
+              <w:t xml:space="preserve">  A7</w:t>
               <w:br/>
             </w:r>
             <w:r>
@@ -4562,7 +4562,7 @@
               <w:rPr>
                 <w:b/>
               </w:rPr>
-              <w:t xml:space="preserve">  A10</w:t>
+              <w:t xml:space="preserve">  B27</w:t>
               <w:br/>
             </w:r>
             <w:r>
@@ -4603,7 +4603,7 @@
               <w:rPr>
                 <w:b/>
               </w:rPr>
-              <w:t xml:space="preserve">  B8 x2</w:t>
+              <w:t xml:space="preserve">  C20 x2</w:t>
               <w:br/>
             </w:r>
             <w:r>
@@ -4644,7 +4644,7 @@
               <w:rPr>
                 <w:b/>
               </w:rPr>
-              <w:t xml:space="preserve">  B24</w:t>
+              <w:t xml:space="preserve">  E2 x2</w:t>
               <w:br/>
             </w:r>
             <w:r>
@@ -4685,7 +4685,7 @@
               <w:rPr>
                 <w:b/>
               </w:rPr>
-              <w:t xml:space="preserve">  B30</w:t>
+              <w:t xml:space="preserve">  F5 x2</w:t>
               <w:br/>
             </w:r>
             <w:r>
@@ -4726,47 +4726,6 @@
               <w:rPr>
                 <w:b/>
               </w:rPr>
-              <w:t xml:space="preserve">  F5 x2</w:t>
-              <w:br/>
-            </w:r>
-            <w:r>
-              <w:drawing>
-                <wp:inline xmlns:a="http://schemas.openxmlformats.org/drawingml/2006/main" xmlns:pic="http://schemas.openxmlformats.org/drawingml/2006/picture">
-                  <wp:extent cx="868680" cy="651510"/>
-                  <wp:docPr id="97" name="Picture 97"/>
-                  <wp:cNvGraphicFramePr>
-                    <a:graphicFrameLocks noChangeAspect="1"/>
-                  </wp:cNvGraphicFramePr>
-                  <a:graphic>
-                    <a:graphicData uri="http://schemas.openxmlformats.org/drawingml/2006/picture">
-                      <pic:pic>
-                        <pic:nvPicPr>
-                          <pic:cNvPr id="0" name="image.jpg"/>
-                          <pic:cNvPicPr/>
-                        </pic:nvPicPr>
-                        <pic:blipFill>
-                          <a:blip r:embed="rId95"/>
-                          <a:stretch>
-                            <a:fillRect/>
-                          </a:stretch>
-                        </pic:blipFill>
-                        <pic:spPr>
-                          <a:xfrm>
-                            <a:off x="0" y="0"/>
-                            <a:ext cx="868680" cy="651510"/>
-                          </a:xfrm>
-                          <a:prstGeom prst="rect"/>
-                        </pic:spPr>
-                      </pic:pic>
-                    </a:graphicData>
-                  </a:graphic>
-                </wp:inline>
-              </w:drawing>
-            </w:r>
-            <w:r>
-              <w:rPr>
-                <w:b/>
-              </w:rPr>
               <w:t xml:space="preserve">  G1 x2</w:t>
               <w:br/>
             </w:r>
@@ -4781,7 +4740,7 @@
               <w:drawing>
                 <wp:inline xmlns:a="http://schemas.openxmlformats.org/drawingml/2006/main" xmlns:pic="http://schemas.openxmlformats.org/drawingml/2006/picture">
                   <wp:extent cx="6949440" cy="4993669"/>
-                  <wp:docPr id="98" name="Picture 98"/>
+                  <wp:docPr id="97" name="Picture 97"/>
                   <wp:cNvGraphicFramePr>
                     <a:graphicFrameLocks noChangeAspect="1"/>
                   </wp:cNvGraphicFramePr>
@@ -4793,7 +4752,7 @@
                           <pic:cNvPicPr/>
                         </pic:nvPicPr>
                         <pic:blipFill>
-                          <a:blip r:embed="rId96"/>
+                          <a:blip r:embed="rId95"/>
                           <a:stretch>
                             <a:fillRect/>
                           </a:stretch>
@@ -4820,7 +4779,7 @@
         <w:drawing>
           <wp:inline xmlns:a="http://schemas.openxmlformats.org/drawingml/2006/main" xmlns:pic="http://schemas.openxmlformats.org/drawingml/2006/picture">
             <wp:extent cx="384048" cy="384048"/>
-            <wp:docPr id="99" name="Picture 99"/>
+            <wp:docPr id="98" name="Picture 98"/>
             <wp:cNvGraphicFramePr>
               <a:graphicFrameLocks noChangeAspect="1"/>
             </wp:cNvGraphicFramePr>
@@ -4857,7 +4816,7 @@
         <w:drawing>
           <wp:inline xmlns:a="http://schemas.openxmlformats.org/drawingml/2006/main" xmlns:pic="http://schemas.openxmlformats.org/drawingml/2006/picture">
             <wp:extent cx="384048" cy="384048"/>
-            <wp:docPr id="100" name="Picture 100"/>
+            <wp:docPr id="99" name="Picture 99"/>
             <wp:cNvGraphicFramePr>
               <a:graphicFrameLocks noChangeAspect="1"/>
             </wp:cNvGraphicFramePr>
@@ -4947,7 +4906,7 @@
               <w:drawing>
                 <wp:inline xmlns:a="http://schemas.openxmlformats.org/drawingml/2006/main" xmlns:pic="http://schemas.openxmlformats.org/drawingml/2006/picture">
                   <wp:extent cx="822960" cy="822960"/>
-                  <wp:docPr id="101" name="Picture 101"/>
+                  <wp:docPr id="100" name="Picture 100"/>
                   <wp:cNvGraphicFramePr>
                     <a:graphicFrameLocks noChangeAspect="1"/>
                   </wp:cNvGraphicFramePr>
@@ -4959,7 +4918,7 @@
                           <pic:cNvPicPr/>
                         </pic:nvPicPr>
                         <pic:blipFill>
-                          <a:blip r:embed="rId97"/>
+                          <a:blip r:embed="rId96"/>
                           <a:stretch>
                             <a:fillRect/>
                           </a:stretch>
@@ -5000,7 +4959,7 @@
               <w:drawing>
                 <wp:inline xmlns:a="http://schemas.openxmlformats.org/drawingml/2006/main" xmlns:pic="http://schemas.openxmlformats.org/drawingml/2006/picture">
                   <wp:extent cx="868680" cy="651510"/>
-                  <wp:docPr id="102" name="Picture 102"/>
+                  <wp:docPr id="101" name="Picture 101"/>
                   <wp:cNvGraphicFramePr>
                     <a:graphicFrameLocks noChangeAspect="1"/>
                   </wp:cNvGraphicFramePr>
@@ -5012,7 +4971,7 @@
                           <pic:cNvPicPr/>
                         </pic:nvPicPr>
                         <pic:blipFill>
-                          <a:blip r:embed="rId98"/>
+                          <a:blip r:embed="rId97"/>
                           <a:stretch>
                             <a:fillRect/>
                           </a:stretch>
@@ -5034,7 +4993,7 @@
               <w:rPr>
                 <w:b/>
               </w:rPr>
-              <w:t xml:space="preserve">  A21</w:t>
+              <w:t xml:space="preserve">  A15</w:t>
               <w:br/>
             </w:r>
           </w:p>
@@ -5048,7 +5007,7 @@
               <w:drawing>
                 <wp:inline xmlns:a="http://schemas.openxmlformats.org/drawingml/2006/main" xmlns:pic="http://schemas.openxmlformats.org/drawingml/2006/picture">
                   <wp:extent cx="6949440" cy="4993669"/>
-                  <wp:docPr id="103" name="Picture 103"/>
+                  <wp:docPr id="102" name="Picture 102"/>
                   <wp:cNvGraphicFramePr>
                     <a:graphicFrameLocks noChangeAspect="1"/>
                   </wp:cNvGraphicFramePr>
@@ -5060,7 +5019,7 @@
                           <pic:cNvPicPr/>
                         </pic:nvPicPr>
                         <pic:blipFill>
-                          <a:blip r:embed="rId99"/>
+                          <a:blip r:embed="rId98"/>
                           <a:stretch>
                             <a:fillRect/>
                           </a:stretch>
@@ -5140,7 +5099,7 @@
               <w:drawing>
                 <wp:inline xmlns:a="http://schemas.openxmlformats.org/drawingml/2006/main" xmlns:pic="http://schemas.openxmlformats.org/drawingml/2006/picture">
                   <wp:extent cx="822960" cy="822960"/>
-                  <wp:docPr id="104" name="Picture 104"/>
+                  <wp:docPr id="103" name="Picture 103"/>
                   <wp:cNvGraphicFramePr>
                     <a:graphicFrameLocks noChangeAspect="1"/>
                   </wp:cNvGraphicFramePr>
@@ -5152,7 +5111,7 @@
                           <pic:cNvPicPr/>
                         </pic:nvPicPr>
                         <pic:blipFill>
-                          <a:blip r:embed="rId100"/>
+                          <a:blip r:embed="rId99"/>
                           <a:stretch>
                             <a:fillRect/>
                           </a:stretch>
@@ -5193,6 +5152,47 @@
               <w:drawing>
                 <wp:inline xmlns:a="http://schemas.openxmlformats.org/drawingml/2006/main" xmlns:pic="http://schemas.openxmlformats.org/drawingml/2006/picture">
                   <wp:extent cx="868680" cy="651510"/>
+                  <wp:docPr id="104" name="Picture 104"/>
+                  <wp:cNvGraphicFramePr>
+                    <a:graphicFrameLocks noChangeAspect="1"/>
+                  </wp:cNvGraphicFramePr>
+                  <a:graphic>
+                    <a:graphicData uri="http://schemas.openxmlformats.org/drawingml/2006/picture">
+                      <pic:pic>
+                        <pic:nvPicPr>
+                          <pic:cNvPr id="0" name="image.jpg"/>
+                          <pic:cNvPicPr/>
+                        </pic:nvPicPr>
+                        <pic:blipFill>
+                          <a:blip r:embed="rId100"/>
+                          <a:stretch>
+                            <a:fillRect/>
+                          </a:stretch>
+                        </pic:blipFill>
+                        <pic:spPr>
+                          <a:xfrm>
+                            <a:off x="0" y="0"/>
+                            <a:ext cx="868680" cy="651510"/>
+                          </a:xfrm>
+                          <a:prstGeom prst="rect"/>
+                        </pic:spPr>
+                      </pic:pic>
+                    </a:graphicData>
+                  </a:graphic>
+                </wp:inline>
+              </w:drawing>
+            </w:r>
+            <w:r>
+              <w:rPr>
+                <w:b/>
+              </w:rPr>
+              <w:t xml:space="preserve">  A10</w:t>
+              <w:br/>
+            </w:r>
+            <w:r>
+              <w:drawing>
+                <wp:inline xmlns:a="http://schemas.openxmlformats.org/drawingml/2006/main" xmlns:pic="http://schemas.openxmlformats.org/drawingml/2006/picture">
+                  <wp:extent cx="868680" cy="651510"/>
                   <wp:docPr id="105" name="Picture 105"/>
                   <wp:cNvGraphicFramePr>
                     <a:graphicFrameLocks noChangeAspect="1"/>
@@ -5227,7 +5227,7 @@
               <w:rPr>
                 <w:b/>
               </w:rPr>
-              <w:t xml:space="preserve">  C1</w:t>
+              <w:t xml:space="preserve">  B6</w:t>
               <w:br/>
             </w:r>
             <w:r>
@@ -5268,7 +5268,7 @@
               <w:rPr>
                 <w:b/>
               </w:rPr>
-              <w:t xml:space="preserve">  E1</w:t>
+              <w:t xml:space="preserve">  B22</w:t>
               <w:br/>
             </w:r>
             <w:r>
@@ -5309,13 +5309,20 @@
               <w:rPr>
                 <w:b/>
               </w:rPr>
-              <w:t xml:space="preserve">  E2</w:t>
+              <w:t xml:space="preserve">  B30</w:t>
               <w:br/>
             </w:r>
+          </w:p>
+        </w:tc>
+        <w:tc>
+          <w:tcPr>
+            <w:tcW w:type="dxa" w:w="11232"/>
+          </w:tcPr>
+          <w:p>
             <w:r>
               <w:drawing>
                 <wp:inline xmlns:a="http://schemas.openxmlformats.org/drawingml/2006/main" xmlns:pic="http://schemas.openxmlformats.org/drawingml/2006/picture">
-                  <wp:extent cx="868680" cy="651510"/>
+                  <wp:extent cx="6949440" cy="4993669"/>
                   <wp:docPr id="108" name="Picture 108"/>
                   <wp:cNvGraphicFramePr>
                     <a:graphicFrameLocks noChangeAspect="1"/>
@@ -5329,54 +5336,6 @@
                         </pic:nvPicPr>
                         <pic:blipFill>
                           <a:blip r:embed="rId104"/>
-                          <a:stretch>
-                            <a:fillRect/>
-                          </a:stretch>
-                        </pic:blipFill>
-                        <pic:spPr>
-                          <a:xfrm>
-                            <a:off x="0" y="0"/>
-                            <a:ext cx="868680" cy="651510"/>
-                          </a:xfrm>
-                          <a:prstGeom prst="rect"/>
-                        </pic:spPr>
-                      </pic:pic>
-                    </a:graphicData>
-                  </a:graphic>
-                </wp:inline>
-              </w:drawing>
-            </w:r>
-            <w:r>
-              <w:rPr>
-                <w:b/>
-              </w:rPr>
-              <w:t xml:space="preserve">  E3</w:t>
-              <w:br/>
-            </w:r>
-          </w:p>
-        </w:tc>
-        <w:tc>
-          <w:tcPr>
-            <w:tcW w:type="dxa" w:w="11232"/>
-          </w:tcPr>
-          <w:p>
-            <w:r>
-              <w:drawing>
-                <wp:inline xmlns:a="http://schemas.openxmlformats.org/drawingml/2006/main" xmlns:pic="http://schemas.openxmlformats.org/drawingml/2006/picture">
-                  <wp:extent cx="6949440" cy="4993669"/>
-                  <wp:docPr id="109" name="Picture 109"/>
-                  <wp:cNvGraphicFramePr>
-                    <a:graphicFrameLocks noChangeAspect="1"/>
-                  </wp:cNvGraphicFramePr>
-                  <a:graphic>
-                    <a:graphicData uri="http://schemas.openxmlformats.org/drawingml/2006/picture">
-                      <pic:pic>
-                        <pic:nvPicPr>
-                          <pic:cNvPr id="0" name="image.jpg"/>
-                          <pic:cNvPicPr/>
-                        </pic:nvPicPr>
-                        <pic:blipFill>
-                          <a:blip r:embed="rId105"/>
                           <a:stretch>
                             <a:fillRect/>
                           </a:stretch>
@@ -5403,7 +5362,7 @@
         <w:drawing>
           <wp:inline xmlns:a="http://schemas.openxmlformats.org/drawingml/2006/main" xmlns:pic="http://schemas.openxmlformats.org/drawingml/2006/picture">
             <wp:extent cx="384048" cy="384048"/>
-            <wp:docPr id="110" name="Picture 110"/>
+            <wp:docPr id="109" name="Picture 109"/>
             <wp:cNvGraphicFramePr>
               <a:graphicFrameLocks noChangeAspect="1"/>
             </wp:cNvGraphicFramePr>
@@ -5493,7 +5452,7 @@
               <w:drawing>
                 <wp:inline xmlns:a="http://schemas.openxmlformats.org/drawingml/2006/main" xmlns:pic="http://schemas.openxmlformats.org/drawingml/2006/picture">
                   <wp:extent cx="822960" cy="822960"/>
-                  <wp:docPr id="111" name="Picture 111"/>
+                  <wp:docPr id="110" name="Picture 110"/>
                   <wp:cNvGraphicFramePr>
                     <a:graphicFrameLocks noChangeAspect="1"/>
                   </wp:cNvGraphicFramePr>
@@ -5505,7 +5464,7 @@
                           <pic:cNvPicPr/>
                         </pic:nvPicPr>
                         <pic:blipFill>
-                          <a:blip r:embed="rId106"/>
+                          <a:blip r:embed="rId105"/>
                           <a:stretch>
                             <a:fillRect/>
                           </a:stretch>
@@ -5546,7 +5505,7 @@
               <w:drawing>
                 <wp:inline xmlns:a="http://schemas.openxmlformats.org/drawingml/2006/main" xmlns:pic="http://schemas.openxmlformats.org/drawingml/2006/picture">
                   <wp:extent cx="868680" cy="651510"/>
-                  <wp:docPr id="112" name="Picture 112"/>
+                  <wp:docPr id="111" name="Picture 111"/>
                   <wp:cNvGraphicFramePr>
                     <a:graphicFrameLocks noChangeAspect="1"/>
                   </wp:cNvGraphicFramePr>
@@ -5558,7 +5517,7 @@
                           <pic:cNvPicPr/>
                         </pic:nvPicPr>
                         <pic:blipFill>
-                          <a:blip r:embed="rId107"/>
+                          <a:blip r:embed="rId106"/>
                           <a:stretch>
                             <a:fillRect/>
                           </a:stretch>
@@ -5580,7 +5539,7 @@
               <w:rPr>
                 <w:b/>
               </w:rPr>
-              <w:t xml:space="preserve">  A15</w:t>
+              <w:t xml:space="preserve">  A9</w:t>
               <w:br/>
             </w:r>
           </w:p>
@@ -5594,7 +5553,7 @@
               <w:drawing>
                 <wp:inline xmlns:a="http://schemas.openxmlformats.org/drawingml/2006/main" xmlns:pic="http://schemas.openxmlformats.org/drawingml/2006/picture">
                   <wp:extent cx="6949440" cy="4993669"/>
-                  <wp:docPr id="113" name="Picture 113"/>
+                  <wp:docPr id="112" name="Picture 112"/>
                   <wp:cNvGraphicFramePr>
                     <a:graphicFrameLocks noChangeAspect="1"/>
                   </wp:cNvGraphicFramePr>
@@ -5606,7 +5565,7 @@
                           <pic:cNvPicPr/>
                         </pic:nvPicPr>
                         <pic:blipFill>
-                          <a:blip r:embed="rId108"/>
+                          <a:blip r:embed="rId107"/>
                           <a:stretch>
                             <a:fillRect/>
                           </a:stretch>
@@ -5633,7 +5592,7 @@
         <w:drawing>
           <wp:inline xmlns:a="http://schemas.openxmlformats.org/drawingml/2006/main" xmlns:pic="http://schemas.openxmlformats.org/drawingml/2006/picture">
             <wp:extent cx="384048" cy="384048"/>
-            <wp:docPr id="114" name="Picture 114"/>
+            <wp:docPr id="113" name="Picture 113"/>
             <wp:cNvGraphicFramePr>
               <a:graphicFrameLocks noChangeAspect="1"/>
             </wp:cNvGraphicFramePr>
@@ -5723,7 +5682,7 @@
               <w:drawing>
                 <wp:inline xmlns:a="http://schemas.openxmlformats.org/drawingml/2006/main" xmlns:pic="http://schemas.openxmlformats.org/drawingml/2006/picture">
                   <wp:extent cx="822960" cy="822960"/>
-                  <wp:docPr id="115" name="Picture 115"/>
+                  <wp:docPr id="114" name="Picture 114"/>
                   <wp:cNvGraphicFramePr>
                     <a:graphicFrameLocks noChangeAspect="1"/>
                   </wp:cNvGraphicFramePr>
@@ -5735,7 +5694,7 @@
                           <pic:cNvPicPr/>
                         </pic:nvPicPr>
                         <pic:blipFill>
-                          <a:blip r:embed="rId109"/>
+                          <a:blip r:embed="rId108"/>
                           <a:stretch>
                             <a:fillRect/>
                           </a:stretch>
@@ -5776,6 +5735,47 @@
               <w:drawing>
                 <wp:inline xmlns:a="http://schemas.openxmlformats.org/drawingml/2006/main" xmlns:pic="http://schemas.openxmlformats.org/drawingml/2006/picture">
                   <wp:extent cx="868680" cy="651510"/>
+                  <wp:docPr id="115" name="Picture 115"/>
+                  <wp:cNvGraphicFramePr>
+                    <a:graphicFrameLocks noChangeAspect="1"/>
+                  </wp:cNvGraphicFramePr>
+                  <a:graphic>
+                    <a:graphicData uri="http://schemas.openxmlformats.org/drawingml/2006/picture">
+                      <pic:pic>
+                        <pic:nvPicPr>
+                          <pic:cNvPr id="0" name="image.jpg"/>
+                          <pic:cNvPicPr/>
+                        </pic:nvPicPr>
+                        <pic:blipFill>
+                          <a:blip r:embed="rId109"/>
+                          <a:stretch>
+                            <a:fillRect/>
+                          </a:stretch>
+                        </pic:blipFill>
+                        <pic:spPr>
+                          <a:xfrm>
+                            <a:off x="0" y="0"/>
+                            <a:ext cx="868680" cy="651510"/>
+                          </a:xfrm>
+                          <a:prstGeom prst="rect"/>
+                        </pic:spPr>
+                      </pic:pic>
+                    </a:graphicData>
+                  </a:graphic>
+                </wp:inline>
+              </w:drawing>
+            </w:r>
+            <w:r>
+              <w:rPr>
+                <w:b/>
+              </w:rPr>
+              <w:t xml:space="preserve">  B1</w:t>
+              <w:br/>
+            </w:r>
+            <w:r>
+              <w:drawing>
+                <wp:inline xmlns:a="http://schemas.openxmlformats.org/drawingml/2006/main" xmlns:pic="http://schemas.openxmlformats.org/drawingml/2006/picture">
+                  <wp:extent cx="868680" cy="651510"/>
                   <wp:docPr id="116" name="Picture 116"/>
                   <wp:cNvGraphicFramePr>
                     <a:graphicFrameLocks noChangeAspect="1"/>
@@ -5810,7 +5810,7 @@
               <w:rPr>
                 <w:b/>
               </w:rPr>
-              <w:t xml:space="preserve">  B13</w:t>
+              <w:t xml:space="preserve">  B20</w:t>
               <w:br/>
             </w:r>
             <w:r>
@@ -5851,7 +5851,7 @@
               <w:rPr>
                 <w:b/>
               </w:rPr>
-              <w:t xml:space="preserve">  C7</w:t>
+              <w:t xml:space="preserve">  B28</w:t>
               <w:br/>
             </w:r>
             <w:r>
@@ -5892,7 +5892,7 @@
               <w:rPr>
                 <w:b/>
               </w:rPr>
-              <w:t xml:space="preserve">  C11</w:t>
+              <w:t xml:space="preserve">  B29</w:t>
               <w:br/>
             </w:r>
             <w:r>
@@ -5933,7 +5933,7 @@
               <w:rPr>
                 <w:b/>
               </w:rPr>
-              <w:t xml:space="preserve">  C12 x2</w:t>
+              <w:t xml:space="preserve">  C6</w:t>
               <w:br/>
             </w:r>
             <w:r>
@@ -6015,7 +6015,7 @@
               <w:rPr>
                 <w:b/>
               </w:rPr>
-              <w:t xml:space="preserve">  C15 x3</w:t>
+              <w:t xml:space="preserve">  C25 x2</w:t>
               <w:br/>
             </w:r>
             <w:r>
@@ -6056,7 +6056,7 @@
               <w:rPr>
                 <w:b/>
               </w:rPr>
-              <w:t xml:space="preserve">  C16</w:t>
+              <w:t xml:space="preserve">  E5 x2</w:t>
               <w:br/>
             </w:r>
           </w:p>
@@ -6489,47 +6489,6 @@
                           <pic:cNvPicPr/>
                         </pic:nvPicPr>
                         <pic:blipFill>
-                          <a:blip r:embed="rId83"/>
-                          <a:stretch>
-                            <a:fillRect/>
-                          </a:stretch>
-                        </pic:blipFill>
-                        <pic:spPr>
-                          <a:xfrm>
-                            <a:off x="0" y="0"/>
-                            <a:ext cx="868680" cy="651510"/>
-                          </a:xfrm>
-                          <a:prstGeom prst="rect"/>
-                        </pic:spPr>
-                      </pic:pic>
-                    </a:graphicData>
-                  </a:graphic>
-                </wp:inline>
-              </w:drawing>
-            </w:r>
-            <w:r>
-              <w:rPr>
-                <w:b/>
-              </w:rPr>
-              <w:t xml:space="preserve">  A2 x2</w:t>
-              <w:br/>
-            </w:r>
-            <w:r>
-              <w:drawing>
-                <wp:inline xmlns:a="http://schemas.openxmlformats.org/drawingml/2006/main" xmlns:pic="http://schemas.openxmlformats.org/drawingml/2006/picture">
-                  <wp:extent cx="868680" cy="651510"/>
-                  <wp:docPr id="131" name="Picture 131"/>
-                  <wp:cNvGraphicFramePr>
-                    <a:graphicFrameLocks noChangeAspect="1"/>
-                  </wp:cNvGraphicFramePr>
-                  <a:graphic>
-                    <a:graphicData uri="http://schemas.openxmlformats.org/drawingml/2006/picture">
-                      <pic:pic>
-                        <pic:nvPicPr>
-                          <pic:cNvPr id="0" name="image.jpg"/>
-                          <pic:cNvPicPr/>
-                        </pic:nvPicPr>
-                        <pic:blipFill>
                           <a:blip r:embed="rId121"/>
                           <a:stretch>
                             <a:fillRect/>
@@ -6552,14 +6511,14 @@
               <w:rPr>
                 <w:b/>
               </w:rPr>
-              <w:t xml:space="preserve">  A12 x2</w:t>
+              <w:t xml:space="preserve">  A4</w:t>
               <w:br/>
             </w:r>
             <w:r>
               <w:drawing>
                 <wp:inline xmlns:a="http://schemas.openxmlformats.org/drawingml/2006/main" xmlns:pic="http://schemas.openxmlformats.org/drawingml/2006/picture">
                   <wp:extent cx="868680" cy="651510"/>
-                  <wp:docPr id="132" name="Picture 132"/>
+                  <wp:docPr id="131" name="Picture 131"/>
                   <wp:cNvGraphicFramePr>
                     <a:graphicFrameLocks noChangeAspect="1"/>
                   </wp:cNvGraphicFramePr>
@@ -6593,14 +6552,14 @@
               <w:rPr>
                 <w:b/>
               </w:rPr>
-              <w:t xml:space="preserve">  A14</w:t>
+              <w:t xml:space="preserve">  A11</w:t>
               <w:br/>
             </w:r>
             <w:r>
               <w:drawing>
                 <wp:inline xmlns:a="http://schemas.openxmlformats.org/drawingml/2006/main" xmlns:pic="http://schemas.openxmlformats.org/drawingml/2006/picture">
                   <wp:extent cx="868680" cy="651510"/>
-                  <wp:docPr id="133" name="Picture 133"/>
+                  <wp:docPr id="132" name="Picture 132"/>
                   <wp:cNvGraphicFramePr>
                     <a:graphicFrameLocks noChangeAspect="1"/>
                   </wp:cNvGraphicFramePr>
@@ -6641,6 +6600,47 @@
               <w:drawing>
                 <wp:inline xmlns:a="http://schemas.openxmlformats.org/drawingml/2006/main" xmlns:pic="http://schemas.openxmlformats.org/drawingml/2006/picture">
                   <wp:extent cx="868680" cy="651510"/>
+                  <wp:docPr id="133" name="Picture 133"/>
+                  <wp:cNvGraphicFramePr>
+                    <a:graphicFrameLocks noChangeAspect="1"/>
+                  </wp:cNvGraphicFramePr>
+                  <a:graphic>
+                    <a:graphicData uri="http://schemas.openxmlformats.org/drawingml/2006/picture">
+                      <pic:pic>
+                        <pic:nvPicPr>
+                          <pic:cNvPr id="0" name="image.jpg"/>
+                          <pic:cNvPicPr/>
+                        </pic:nvPicPr>
+                        <pic:blipFill>
+                          <a:blip r:embed="rId83"/>
+                          <a:stretch>
+                            <a:fillRect/>
+                          </a:stretch>
+                        </pic:blipFill>
+                        <pic:spPr>
+                          <a:xfrm>
+                            <a:off x="0" y="0"/>
+                            <a:ext cx="868680" cy="651510"/>
+                          </a:xfrm>
+                          <a:prstGeom prst="rect"/>
+                        </pic:spPr>
+                      </pic:pic>
+                    </a:graphicData>
+                  </a:graphic>
+                </wp:inline>
+              </w:drawing>
+            </w:r>
+            <w:r>
+              <w:rPr>
+                <w:b/>
+              </w:rPr>
+              <w:t xml:space="preserve">  B8 x5</w:t>
+              <w:br/>
+            </w:r>
+            <w:r>
+              <w:drawing>
+                <wp:inline xmlns:a="http://schemas.openxmlformats.org/drawingml/2006/main" xmlns:pic="http://schemas.openxmlformats.org/drawingml/2006/picture">
+                  <wp:extent cx="868680" cy="651510"/>
                   <wp:docPr id="134" name="Picture 134"/>
                   <wp:cNvGraphicFramePr>
                     <a:graphicFrameLocks noChangeAspect="1"/>
@@ -6675,7 +6675,7 @@
               <w:rPr>
                 <w:b/>
               </w:rPr>
-              <w:t xml:space="preserve">  B2 x20</w:t>
+              <w:t xml:space="preserve">  C1</w:t>
               <w:br/>
             </w:r>
             <w:r>
@@ -6716,7 +6716,7 @@
               <w:rPr>
                 <w:b/>
               </w:rPr>
-              <w:t xml:space="preserve">  B20</w:t>
+              <w:t xml:space="preserve">  C5</w:t>
               <w:br/>
             </w:r>
             <w:r>
@@ -6757,7 +6757,7 @@
               <w:rPr>
                 <w:b/>
               </w:rPr>
-              <w:t xml:space="preserve">  B25</w:t>
+              <w:t xml:space="preserve">  C7 x2</w:t>
               <w:br/>
             </w:r>
             <w:r>
@@ -6798,7 +6798,7 @@
               <w:rPr>
                 <w:b/>
               </w:rPr>
-              <w:t xml:space="preserve">  B27 x2</w:t>
+              <w:t xml:space="preserve">  C11</w:t>
               <w:br/>
             </w:r>
             <w:r>
@@ -6839,7 +6839,7 @@
               <w:rPr>
                 <w:b/>
               </w:rPr>
-              <w:t xml:space="preserve">  B31</w:t>
+              <w:t xml:space="preserve">  C16 x16</w:t>
               <w:br/>
             </w:r>
             <w:r>
@@ -6880,7 +6880,7 @@
               <w:rPr>
                 <w:b/>
               </w:rPr>
-              <w:t xml:space="preserve">  B37</w:t>
+              <w:t xml:space="preserve">  C36</w:t>
               <w:br/>
             </w:r>
             <w:r>
@@ -6921,7 +6921,7 @@
               <w:rPr>
                 <w:b/>
               </w:rPr>
-              <w:t xml:space="preserve">  F9</w:t>
+              <w:t xml:space="preserve">  E4 x2</w:t>
               <w:br/>
             </w:r>
             <w:r>
@@ -6962,6 +6962,47 @@
               <w:rPr>
                 <w:b/>
               </w:rPr>
+              <w:t xml:space="preserve">  F9</w:t>
+              <w:br/>
+            </w:r>
+            <w:r>
+              <w:drawing>
+                <wp:inline xmlns:a="http://schemas.openxmlformats.org/drawingml/2006/main" xmlns:pic="http://schemas.openxmlformats.org/drawingml/2006/picture">
+                  <wp:extent cx="868680" cy="651510"/>
+                  <wp:docPr id="142" name="Picture 142"/>
+                  <wp:cNvGraphicFramePr>
+                    <a:graphicFrameLocks noChangeAspect="1"/>
+                  </wp:cNvGraphicFramePr>
+                  <a:graphic>
+                    <a:graphicData uri="http://schemas.openxmlformats.org/drawingml/2006/picture">
+                      <pic:pic>
+                        <pic:nvPicPr>
+                          <pic:cNvPr id="0" name="image.jpg"/>
+                          <pic:cNvPicPr/>
+                        </pic:nvPicPr>
+                        <pic:blipFill>
+                          <a:blip r:embed="rId132"/>
+                          <a:stretch>
+                            <a:fillRect/>
+                          </a:stretch>
+                        </pic:blipFill>
+                        <pic:spPr>
+                          <a:xfrm>
+                            <a:off x="0" y="0"/>
+                            <a:ext cx="868680" cy="651510"/>
+                          </a:xfrm>
+                          <a:prstGeom prst="rect"/>
+                        </pic:spPr>
+                      </pic:pic>
+                    </a:graphicData>
+                  </a:graphic>
+                </wp:inline>
+              </w:drawing>
+            </w:r>
+            <w:r>
+              <w:rPr>
+                <w:b/>
+              </w:rPr>
               <w:t xml:space="preserve">  H1</w:t>
               <w:br/>
             </w:r>
@@ -6976,7 +7017,7 @@
               <w:drawing>
                 <wp:inline xmlns:a="http://schemas.openxmlformats.org/drawingml/2006/main" xmlns:pic="http://schemas.openxmlformats.org/drawingml/2006/picture">
                   <wp:extent cx="6949440" cy="4993669"/>
-                  <wp:docPr id="142" name="Picture 142"/>
+                  <wp:docPr id="143" name="Picture 143"/>
                   <wp:cNvGraphicFramePr>
                     <a:graphicFrameLocks noChangeAspect="1"/>
                   </wp:cNvGraphicFramePr>
@@ -6988,7 +7029,7 @@
                           <pic:cNvPicPr/>
                         </pic:nvPicPr>
                         <pic:blipFill>
-                          <a:blip r:embed="rId132"/>
+                          <a:blip r:embed="rId133"/>
                           <a:stretch>
                             <a:fillRect/>
                           </a:stretch>
@@ -7015,7 +7056,7 @@
         <w:drawing>
           <wp:inline xmlns:a="http://schemas.openxmlformats.org/drawingml/2006/main" xmlns:pic="http://schemas.openxmlformats.org/drawingml/2006/picture">
             <wp:extent cx="384048" cy="384048"/>
-            <wp:docPr id="143" name="Picture 143"/>
+            <wp:docPr id="144" name="Picture 144"/>
             <wp:cNvGraphicFramePr>
               <a:graphicFrameLocks noChangeAspect="1"/>
             </wp:cNvGraphicFramePr>
@@ -7105,7 +7146,7 @@
               <w:drawing>
                 <wp:inline xmlns:a="http://schemas.openxmlformats.org/drawingml/2006/main" xmlns:pic="http://schemas.openxmlformats.org/drawingml/2006/picture">
                   <wp:extent cx="822960" cy="822960"/>
-                  <wp:docPr id="144" name="Picture 144"/>
+                  <wp:docPr id="145" name="Picture 145"/>
                   <wp:cNvGraphicFramePr>
                     <a:graphicFrameLocks noChangeAspect="1"/>
                   </wp:cNvGraphicFramePr>
@@ -7117,7 +7158,7 @@
                           <pic:cNvPicPr/>
                         </pic:nvPicPr>
                         <pic:blipFill>
-                          <a:blip r:embed="rId133"/>
+                          <a:blip r:embed="rId134"/>
                           <a:stretch>
                             <a:fillRect/>
                           </a:stretch>
@@ -7158,47 +7199,6 @@
               <w:drawing>
                 <wp:inline xmlns:a="http://schemas.openxmlformats.org/drawingml/2006/main" xmlns:pic="http://schemas.openxmlformats.org/drawingml/2006/picture">
                   <wp:extent cx="868680" cy="651510"/>
-                  <wp:docPr id="145" name="Picture 145"/>
-                  <wp:cNvGraphicFramePr>
-                    <a:graphicFrameLocks noChangeAspect="1"/>
-                  </wp:cNvGraphicFramePr>
-                  <a:graphic>
-                    <a:graphicData uri="http://schemas.openxmlformats.org/drawingml/2006/picture">
-                      <pic:pic>
-                        <pic:nvPicPr>
-                          <pic:cNvPr id="0" name="image.jpg"/>
-                          <pic:cNvPicPr/>
-                        </pic:nvPicPr>
-                        <pic:blipFill>
-                          <a:blip r:embed="rId134"/>
-                          <a:stretch>
-                            <a:fillRect/>
-                          </a:stretch>
-                        </pic:blipFill>
-                        <pic:spPr>
-                          <a:xfrm>
-                            <a:off x="0" y="0"/>
-                            <a:ext cx="868680" cy="651510"/>
-                          </a:xfrm>
-                          <a:prstGeom prst="rect"/>
-                        </pic:spPr>
-                      </pic:pic>
-                    </a:graphicData>
-                  </a:graphic>
-                </wp:inline>
-              </w:drawing>
-            </w:r>
-            <w:r>
-              <w:rPr>
-                <w:b/>
-              </w:rPr>
-              <w:t xml:space="preserve">  A5 x4</w:t>
-              <w:br/>
-            </w:r>
-            <w:r>
-              <w:drawing>
-                <wp:inline xmlns:a="http://schemas.openxmlformats.org/drawingml/2006/main" xmlns:pic="http://schemas.openxmlformats.org/drawingml/2006/picture">
-                  <wp:extent cx="868680" cy="651510"/>
                   <wp:docPr id="146" name="Picture 146"/>
                   <wp:cNvGraphicFramePr>
                     <a:graphicFrameLocks noChangeAspect="1"/>
@@ -7233,7 +7233,7 @@
               <w:rPr>
                 <w:b/>
               </w:rPr>
-              <w:t xml:space="preserve">  A6</w:t>
+              <w:t xml:space="preserve">  B4</w:t>
               <w:br/>
             </w:r>
             <w:r>
@@ -7274,7 +7274,7 @@
               <w:rPr>
                 <w:b/>
               </w:rPr>
-              <w:t xml:space="preserve">  A8</w:t>
+              <w:t xml:space="preserve">  B11</w:t>
               <w:br/>
             </w:r>
             <w:r>
@@ -7315,7 +7315,7 @@
               <w:rPr>
                 <w:b/>
               </w:rPr>
-              <w:t xml:space="preserve">  A9</w:t>
+              <w:t xml:space="preserve">  B12</w:t>
               <w:br/>
             </w:r>
             <w:r>
@@ -7356,7 +7356,7 @@
               <w:rPr>
                 <w:b/>
               </w:rPr>
-              <w:t xml:space="preserve">  A25</w:t>
+              <w:t xml:space="preserve">  B15 x4</w:t>
               <w:br/>
             </w:r>
             <w:r>
@@ -7397,7 +7397,7 @@
               <w:rPr>
                 <w:b/>
               </w:rPr>
-              <w:t xml:space="preserve">  B4</w:t>
+              <w:t xml:space="preserve">  B16</w:t>
               <w:br/>
             </w:r>
             <w:r>
@@ -7438,7 +7438,7 @@
               <w:rPr>
                 <w:b/>
               </w:rPr>
-              <w:t xml:space="preserve">  B12</w:t>
+              <w:t xml:space="preserve">  B23</w:t>
               <w:br/>
             </w:r>
             <w:r>
@@ -7479,7 +7479,7 @@
               <w:rPr>
                 <w:b/>
               </w:rPr>
-              <w:t xml:space="preserve">  B15</w:t>
+              <w:t xml:space="preserve">  C8</w:t>
               <w:br/>
             </w:r>
             <w:r>
@@ -7520,7 +7520,7 @@
               <w:rPr>
                 <w:b/>
               </w:rPr>
-              <w:t xml:space="preserve">  B33</w:t>
+              <w:t xml:space="preserve">  C10</w:t>
               <w:br/>
             </w:r>
             <w:r>
@@ -7561,7 +7561,7 @@
               <w:rPr>
                 <w:b/>
               </w:rPr>
-              <w:t xml:space="preserve">  B34</w:t>
+              <w:t xml:space="preserve">  C14</w:t>
               <w:br/>
             </w:r>
             <w:r>
@@ -7602,7 +7602,7 @@
               <w:rPr>
                 <w:b/>
               </w:rPr>
-              <w:t xml:space="preserve">  B38</w:t>
+              <w:t xml:space="preserve">  C15</w:t>
               <w:br/>
             </w:r>
             <w:r>
@@ -7643,7 +7643,7 @@
               <w:rPr>
                 <w:b/>
               </w:rPr>
-              <w:t xml:space="preserve">  C18</w:t>
+              <w:t xml:space="preserve">  C32</w:t>
               <w:br/>
             </w:r>
             <w:r>
@@ -7684,7 +7684,48 @@
               <w:rPr>
                 <w:b/>
               </w:rPr>
-              <w:t xml:space="preserve">  C22</w:t>
+              <w:t xml:space="preserve">  C33</w:t>
+              <w:br/>
+            </w:r>
+            <w:r>
+              <w:drawing>
+                <wp:inline xmlns:a="http://schemas.openxmlformats.org/drawingml/2006/main" xmlns:pic="http://schemas.openxmlformats.org/drawingml/2006/picture">
+                  <wp:extent cx="868680" cy="651510"/>
+                  <wp:docPr id="158" name="Picture 158"/>
+                  <wp:cNvGraphicFramePr>
+                    <a:graphicFrameLocks noChangeAspect="1"/>
+                  </wp:cNvGraphicFramePr>
+                  <a:graphic>
+                    <a:graphicData uri="http://schemas.openxmlformats.org/drawingml/2006/picture">
+                      <pic:pic>
+                        <pic:nvPicPr>
+                          <pic:cNvPr id="0" name="image.jpg"/>
+                          <pic:cNvPicPr/>
+                        </pic:nvPicPr>
+                        <pic:blipFill>
+                          <a:blip r:embed="rId147"/>
+                          <a:stretch>
+                            <a:fillRect/>
+                          </a:stretch>
+                        </pic:blipFill>
+                        <pic:spPr>
+                          <a:xfrm>
+                            <a:off x="0" y="0"/>
+                            <a:ext cx="868680" cy="651510"/>
+                          </a:xfrm>
+                          <a:prstGeom prst="rect"/>
+                        </pic:spPr>
+                      </pic:pic>
+                    </a:graphicData>
+                  </a:graphic>
+                </wp:inline>
+              </w:drawing>
+            </w:r>
+            <w:r>
+              <w:rPr>
+                <w:b/>
+              </w:rPr>
+              <w:t xml:space="preserve">  C34</w:t>
               <w:br/>
             </w:r>
           </w:p>
@@ -7698,7 +7739,7 @@
               <w:drawing>
                 <wp:inline xmlns:a="http://schemas.openxmlformats.org/drawingml/2006/main" xmlns:pic="http://schemas.openxmlformats.org/drawingml/2006/picture">
                   <wp:extent cx="6949440" cy="4993669"/>
-                  <wp:docPr id="158" name="Picture 158"/>
+                  <wp:docPr id="159" name="Picture 159"/>
                   <wp:cNvGraphicFramePr>
                     <a:graphicFrameLocks noChangeAspect="1"/>
                   </wp:cNvGraphicFramePr>
@@ -7710,7 +7751,7 @@
                           <pic:cNvPicPr/>
                         </pic:nvPicPr>
                         <pic:blipFill>
-                          <a:blip r:embed="rId147"/>
+                          <a:blip r:embed="rId148"/>
                           <a:stretch>
                             <a:fillRect/>
                           </a:stretch>
@@ -7737,7 +7778,7 @@
         <w:drawing>
           <wp:inline xmlns:a="http://schemas.openxmlformats.org/drawingml/2006/main" xmlns:pic="http://schemas.openxmlformats.org/drawingml/2006/picture">
             <wp:extent cx="384048" cy="384048"/>
-            <wp:docPr id="159" name="Picture 159"/>
+            <wp:docPr id="160" name="Picture 160"/>
             <wp:cNvGraphicFramePr>
               <a:graphicFrameLocks noChangeAspect="1"/>
             </wp:cNvGraphicFramePr>
@@ -7827,7 +7868,7 @@
               <w:drawing>
                 <wp:inline xmlns:a="http://schemas.openxmlformats.org/drawingml/2006/main" xmlns:pic="http://schemas.openxmlformats.org/drawingml/2006/picture">
                   <wp:extent cx="822960" cy="822960"/>
-                  <wp:docPr id="160" name="Picture 160"/>
+                  <wp:docPr id="161" name="Picture 161"/>
                   <wp:cNvGraphicFramePr>
                     <a:graphicFrameLocks noChangeAspect="1"/>
                   </wp:cNvGraphicFramePr>
@@ -7839,7 +7880,7 @@
                           <pic:cNvPicPr/>
                         </pic:nvPicPr>
                         <pic:blipFill>
-                          <a:blip r:embed="rId148"/>
+                          <a:blip r:embed="rId149"/>
                           <a:stretch>
                             <a:fillRect/>
                           </a:stretch>
@@ -7880,7 +7921,7 @@
               <w:drawing>
                 <wp:inline xmlns:a="http://schemas.openxmlformats.org/drawingml/2006/main" xmlns:pic="http://schemas.openxmlformats.org/drawingml/2006/picture">
                   <wp:extent cx="868680" cy="651510"/>
-                  <wp:docPr id="161" name="Picture 161"/>
+                  <wp:docPr id="162" name="Picture 162"/>
                   <wp:cNvGraphicFramePr>
                     <a:graphicFrameLocks noChangeAspect="1"/>
                   </wp:cNvGraphicFramePr>
@@ -7914,48 +7955,7 @@
               <w:rPr>
                 <w:b/>
               </w:rPr>
-              <w:t xml:space="preserve">  A1 x2</w:t>
-              <w:br/>
-            </w:r>
-            <w:r>
-              <w:drawing>
-                <wp:inline xmlns:a="http://schemas.openxmlformats.org/drawingml/2006/main" xmlns:pic="http://schemas.openxmlformats.org/drawingml/2006/picture">
-                  <wp:extent cx="868680" cy="651510"/>
-                  <wp:docPr id="162" name="Picture 162"/>
-                  <wp:cNvGraphicFramePr>
-                    <a:graphicFrameLocks noChangeAspect="1"/>
-                  </wp:cNvGraphicFramePr>
-                  <a:graphic>
-                    <a:graphicData uri="http://schemas.openxmlformats.org/drawingml/2006/picture">
-                      <pic:pic>
-                        <pic:nvPicPr>
-                          <pic:cNvPr id="0" name="image.jpg"/>
-                          <pic:cNvPicPr/>
-                        </pic:nvPicPr>
-                        <pic:blipFill>
-                          <a:blip r:embed="rId149"/>
-                          <a:stretch>
-                            <a:fillRect/>
-                          </a:stretch>
-                        </pic:blipFill>
-                        <pic:spPr>
-                          <a:xfrm>
-                            <a:off x="0" y="0"/>
-                            <a:ext cx="868680" cy="651510"/>
-                          </a:xfrm>
-                          <a:prstGeom prst="rect"/>
-                        </pic:spPr>
-                      </pic:pic>
-                    </a:graphicData>
-                  </a:graphic>
-                </wp:inline>
-              </w:drawing>
-            </w:r>
-            <w:r>
-              <w:rPr>
-                <w:b/>
-              </w:rPr>
-              <w:t xml:space="preserve">  A4</w:t>
+              <w:t xml:space="preserve">  A7 x2</w:t>
               <w:br/>
             </w:r>
             <w:r>
@@ -7996,6 +7996,47 @@
               <w:rPr>
                 <w:b/>
               </w:rPr>
+              <w:t xml:space="preserve">  B10</w:t>
+              <w:br/>
+            </w:r>
+            <w:r>
+              <w:drawing>
+                <wp:inline xmlns:a="http://schemas.openxmlformats.org/drawingml/2006/main" xmlns:pic="http://schemas.openxmlformats.org/drawingml/2006/picture">
+                  <wp:extent cx="868680" cy="651510"/>
+                  <wp:docPr id="164" name="Picture 164"/>
+                  <wp:cNvGraphicFramePr>
+                    <a:graphicFrameLocks noChangeAspect="1"/>
+                  </wp:cNvGraphicFramePr>
+                  <a:graphic>
+                    <a:graphicData uri="http://schemas.openxmlformats.org/drawingml/2006/picture">
+                      <pic:pic>
+                        <pic:nvPicPr>
+                          <pic:cNvPr id="0" name="image.jpg"/>
+                          <pic:cNvPicPr/>
+                        </pic:nvPicPr>
+                        <pic:blipFill>
+                          <a:blip r:embed="rId151"/>
+                          <a:stretch>
+                            <a:fillRect/>
+                          </a:stretch>
+                        </pic:blipFill>
+                        <pic:spPr>
+                          <a:xfrm>
+                            <a:off x="0" y="0"/>
+                            <a:ext cx="868680" cy="651510"/>
+                          </a:xfrm>
+                          <a:prstGeom prst="rect"/>
+                        </pic:spPr>
+                      </pic:pic>
+                    </a:graphicData>
+                  </a:graphic>
+                </wp:inline>
+              </w:drawing>
+            </w:r>
+            <w:r>
+              <w:rPr>
+                <w:b/>
+              </w:rPr>
               <w:t xml:space="preserve">  D2</w:t>
               <w:br/>
             </w:r>
@@ -8010,7 +8051,7 @@
               <w:drawing>
                 <wp:inline xmlns:a="http://schemas.openxmlformats.org/drawingml/2006/main" xmlns:pic="http://schemas.openxmlformats.org/drawingml/2006/picture">
                   <wp:extent cx="6949440" cy="4993669"/>
-                  <wp:docPr id="164" name="Picture 164"/>
+                  <wp:docPr id="165" name="Picture 165"/>
                   <wp:cNvGraphicFramePr>
                     <a:graphicFrameLocks noChangeAspect="1"/>
                   </wp:cNvGraphicFramePr>
@@ -8022,7 +8063,7 @@
                           <pic:cNvPicPr/>
                         </pic:nvPicPr>
                         <pic:blipFill>
-                          <a:blip r:embed="rId151"/>
+                          <a:blip r:embed="rId152"/>
                           <a:stretch>
                             <a:fillRect/>
                           </a:stretch>
@@ -8049,7 +8090,7 @@
         <w:drawing>
           <wp:inline xmlns:a="http://schemas.openxmlformats.org/drawingml/2006/main" xmlns:pic="http://schemas.openxmlformats.org/drawingml/2006/picture">
             <wp:extent cx="384048" cy="384048"/>
-            <wp:docPr id="165" name="Picture 165"/>
+            <wp:docPr id="166" name="Picture 166"/>
             <wp:cNvGraphicFramePr>
               <a:graphicFrameLocks noChangeAspect="1"/>
             </wp:cNvGraphicFramePr>
@@ -8139,7 +8180,7 @@
               <w:drawing>
                 <wp:inline xmlns:a="http://schemas.openxmlformats.org/drawingml/2006/main" xmlns:pic="http://schemas.openxmlformats.org/drawingml/2006/picture">
                   <wp:extent cx="822960" cy="822960"/>
-                  <wp:docPr id="166" name="Picture 166"/>
+                  <wp:docPr id="167" name="Picture 167"/>
                   <wp:cNvGraphicFramePr>
                     <a:graphicFrameLocks noChangeAspect="1"/>
                   </wp:cNvGraphicFramePr>
@@ -8151,7 +8192,7 @@
                           <pic:cNvPicPr/>
                         </pic:nvPicPr>
                         <pic:blipFill>
-                          <a:blip r:embed="rId152"/>
+                          <a:blip r:embed="rId153"/>
                           <a:stretch>
                             <a:fillRect/>
                           </a:stretch>
@@ -8192,47 +8233,6 @@
               <w:drawing>
                 <wp:inline xmlns:a="http://schemas.openxmlformats.org/drawingml/2006/main" xmlns:pic="http://schemas.openxmlformats.org/drawingml/2006/picture">
                   <wp:extent cx="868680" cy="651510"/>
-                  <wp:docPr id="167" name="Picture 167"/>
-                  <wp:cNvGraphicFramePr>
-                    <a:graphicFrameLocks noChangeAspect="1"/>
-                  </wp:cNvGraphicFramePr>
-                  <a:graphic>
-                    <a:graphicData uri="http://schemas.openxmlformats.org/drawingml/2006/picture">
-                      <pic:pic>
-                        <pic:nvPicPr>
-                          <pic:cNvPr id="0" name="image.jpg"/>
-                          <pic:cNvPicPr/>
-                        </pic:nvPicPr>
-                        <pic:blipFill>
-                          <a:blip r:embed="rId153"/>
-                          <a:stretch>
-                            <a:fillRect/>
-                          </a:stretch>
-                        </pic:blipFill>
-                        <pic:spPr>
-                          <a:xfrm>
-                            <a:off x="0" y="0"/>
-                            <a:ext cx="868680" cy="651510"/>
-                          </a:xfrm>
-                          <a:prstGeom prst="rect"/>
-                        </pic:spPr>
-                      </pic:pic>
-                    </a:graphicData>
-                  </a:graphic>
-                </wp:inline>
-              </w:drawing>
-            </w:r>
-            <w:r>
-              <w:rPr>
-                <w:b/>
-              </w:rPr>
-              <w:t xml:space="preserve">  A13 x2</w:t>
-              <w:br/>
-            </w:r>
-            <w:r>
-              <w:drawing>
-                <wp:inline xmlns:a="http://schemas.openxmlformats.org/drawingml/2006/main" xmlns:pic="http://schemas.openxmlformats.org/drawingml/2006/picture">
-                  <wp:extent cx="868680" cy="651510"/>
                   <wp:docPr id="168" name="Picture 168"/>
                   <wp:cNvGraphicFramePr>
                     <a:graphicFrameLocks noChangeAspect="1"/>
@@ -8267,7 +8267,7 @@
               <w:rPr>
                 <w:b/>
               </w:rPr>
-              <w:t xml:space="preserve">  A26</w:t>
+              <w:t xml:space="preserve">  A13</w:t>
               <w:br/>
             </w:r>
             <w:r>
@@ -8275,47 +8275,6 @@
                 <wp:inline xmlns:a="http://schemas.openxmlformats.org/drawingml/2006/main" xmlns:pic="http://schemas.openxmlformats.org/drawingml/2006/picture">
                   <wp:extent cx="868680" cy="651510"/>
                   <wp:docPr id="169" name="Picture 169"/>
-                  <wp:cNvGraphicFramePr>
-                    <a:graphicFrameLocks noChangeAspect="1"/>
-                  </wp:cNvGraphicFramePr>
-                  <a:graphic>
-                    <a:graphicData uri="http://schemas.openxmlformats.org/drawingml/2006/picture">
-                      <pic:pic>
-                        <pic:nvPicPr>
-                          <pic:cNvPr id="0" name="image.jpg"/>
-                          <pic:cNvPicPr/>
-                        </pic:nvPicPr>
-                        <pic:blipFill>
-                          <a:blip r:embed="rId124"/>
-                          <a:stretch>
-                            <a:fillRect/>
-                          </a:stretch>
-                        </pic:blipFill>
-                        <pic:spPr>
-                          <a:xfrm>
-                            <a:off x="0" y="0"/>
-                            <a:ext cx="868680" cy="651510"/>
-                          </a:xfrm>
-                          <a:prstGeom prst="rect"/>
-                        </pic:spPr>
-                      </pic:pic>
-                    </a:graphicData>
-                  </a:graphic>
-                </wp:inline>
-              </w:drawing>
-            </w:r>
-            <w:r>
-              <w:rPr>
-                <w:b/>
-              </w:rPr>
-              <w:t xml:space="preserve">  B2 x2</w:t>
-              <w:br/>
-            </w:r>
-            <w:r>
-              <w:drawing>
-                <wp:inline xmlns:a="http://schemas.openxmlformats.org/drawingml/2006/main" xmlns:pic="http://schemas.openxmlformats.org/drawingml/2006/picture">
-                  <wp:extent cx="868680" cy="651510"/>
-                  <wp:docPr id="170" name="Picture 170"/>
                   <wp:cNvGraphicFramePr>
                     <a:graphicFrameLocks noChangeAspect="1"/>
                   </wp:cNvGraphicFramePr>
@@ -8349,14 +8308,14 @@
               <w:rPr>
                 <w:b/>
               </w:rPr>
-              <w:t xml:space="preserve">  B5</w:t>
+              <w:t xml:space="preserve">  A16</w:t>
               <w:br/>
             </w:r>
             <w:r>
               <w:drawing>
                 <wp:inline xmlns:a="http://schemas.openxmlformats.org/drawingml/2006/main" xmlns:pic="http://schemas.openxmlformats.org/drawingml/2006/picture">
                   <wp:extent cx="868680" cy="651510"/>
-                  <wp:docPr id="171" name="Picture 171"/>
+                  <wp:docPr id="170" name="Picture 170"/>
                   <wp:cNvGraphicFramePr>
                     <a:graphicFrameLocks noChangeAspect="1"/>
                   </wp:cNvGraphicFramePr>
@@ -8390,14 +8349,14 @@
               <w:rPr>
                 <w:b/>
               </w:rPr>
-              <w:t xml:space="preserve">  C8</w:t>
+              <w:t xml:space="preserve">  A19</w:t>
               <w:br/>
             </w:r>
             <w:r>
               <w:drawing>
                 <wp:inline xmlns:a="http://schemas.openxmlformats.org/drawingml/2006/main" xmlns:pic="http://schemas.openxmlformats.org/drawingml/2006/picture">
                   <wp:extent cx="868680" cy="651510"/>
-                  <wp:docPr id="172" name="Picture 172"/>
+                  <wp:docPr id="171" name="Picture 171"/>
                   <wp:cNvGraphicFramePr>
                     <a:graphicFrameLocks noChangeAspect="1"/>
                   </wp:cNvGraphicFramePr>
@@ -8431,14 +8390,14 @@
               <w:rPr>
                 <w:b/>
               </w:rPr>
-              <w:t xml:space="preserve">  C14</w:t>
+              <w:t xml:space="preserve">  B18 x2</w:t>
               <w:br/>
             </w:r>
             <w:r>
               <w:drawing>
                 <wp:inline xmlns:a="http://schemas.openxmlformats.org/drawingml/2006/main" xmlns:pic="http://schemas.openxmlformats.org/drawingml/2006/picture">
                   <wp:extent cx="868680" cy="651510"/>
-                  <wp:docPr id="173" name="Picture 173"/>
+                  <wp:docPr id="172" name="Picture 172"/>
                   <wp:cNvGraphicFramePr>
                     <a:graphicFrameLocks noChangeAspect="1"/>
                   </wp:cNvGraphicFramePr>
@@ -8472,7 +8431,48 @@
               <w:rPr>
                 <w:b/>
               </w:rPr>
-              <w:t xml:space="preserve">  C17</w:t>
+              <w:t xml:space="preserve">  B19</w:t>
+              <w:br/>
+            </w:r>
+            <w:r>
+              <w:drawing>
+                <wp:inline xmlns:a="http://schemas.openxmlformats.org/drawingml/2006/main" xmlns:pic="http://schemas.openxmlformats.org/drawingml/2006/picture">
+                  <wp:extent cx="868680" cy="651510"/>
+                  <wp:docPr id="173" name="Picture 173"/>
+                  <wp:cNvGraphicFramePr>
+                    <a:graphicFrameLocks noChangeAspect="1"/>
+                  </wp:cNvGraphicFramePr>
+                  <a:graphic>
+                    <a:graphicData uri="http://schemas.openxmlformats.org/drawingml/2006/picture">
+                      <pic:pic>
+                        <pic:nvPicPr>
+                          <pic:cNvPr id="0" name="image.jpg"/>
+                          <pic:cNvPicPr/>
+                        </pic:nvPicPr>
+                        <pic:blipFill>
+                          <a:blip r:embed="rId128"/>
+                          <a:stretch>
+                            <a:fillRect/>
+                          </a:stretch>
+                        </pic:blipFill>
+                        <pic:spPr>
+                          <a:xfrm>
+                            <a:off x="0" y="0"/>
+                            <a:ext cx="868680" cy="651510"/>
+                          </a:xfrm>
+                          <a:prstGeom prst="rect"/>
+                        </pic:spPr>
+                      </pic:pic>
+                    </a:graphicData>
+                  </a:graphic>
+                </wp:inline>
+              </w:drawing>
+            </w:r>
+            <w:r>
+              <w:rPr>
+                <w:b/>
+              </w:rPr>
+              <w:t xml:space="preserve">  C16 x2</w:t>
               <w:br/>
             </w:r>
             <w:r>
@@ -8513,7 +8513,7 @@
               <w:rPr>
                 <w:b/>
               </w:rPr>
-              <w:t xml:space="preserve">  D4</w:t>
+              <w:t xml:space="preserve">  C28</w:t>
               <w:br/>
             </w:r>
             <w:r>
@@ -8554,6 +8554,47 @@
               <w:rPr>
                 <w:b/>
               </w:rPr>
+              <w:t xml:space="preserve">  D4</w:t>
+              <w:br/>
+            </w:r>
+            <w:r>
+              <w:drawing>
+                <wp:inline xmlns:a="http://schemas.openxmlformats.org/drawingml/2006/main" xmlns:pic="http://schemas.openxmlformats.org/drawingml/2006/picture">
+                  <wp:extent cx="868680" cy="651510"/>
+                  <wp:docPr id="176" name="Picture 176"/>
+                  <wp:cNvGraphicFramePr>
+                    <a:graphicFrameLocks noChangeAspect="1"/>
+                  </wp:cNvGraphicFramePr>
+                  <a:graphic>
+                    <a:graphicData uri="http://schemas.openxmlformats.org/drawingml/2006/picture">
+                      <pic:pic>
+                        <pic:nvPicPr>
+                          <pic:cNvPr id="0" name="image.jpg"/>
+                          <pic:cNvPicPr/>
+                        </pic:nvPicPr>
+                        <pic:blipFill>
+                          <a:blip r:embed="rId161"/>
+                          <a:stretch>
+                            <a:fillRect/>
+                          </a:stretch>
+                        </pic:blipFill>
+                        <pic:spPr>
+                          <a:xfrm>
+                            <a:off x="0" y="0"/>
+                            <a:ext cx="868680" cy="651510"/>
+                          </a:xfrm>
+                          <a:prstGeom prst="rect"/>
+                        </pic:spPr>
+                      </pic:pic>
+                    </a:graphicData>
+                  </a:graphic>
+                </wp:inline>
+              </w:drawing>
+            </w:r>
+            <w:r>
+              <w:rPr>
+                <w:b/>
+              </w:rPr>
               <w:t xml:space="preserve">  D5</w:t>
               <w:br/>
             </w:r>
@@ -8568,7 +8609,7 @@
               <w:drawing>
                 <wp:inline xmlns:a="http://schemas.openxmlformats.org/drawingml/2006/main" xmlns:pic="http://schemas.openxmlformats.org/drawingml/2006/picture">
                   <wp:extent cx="6949440" cy="4993669"/>
-                  <wp:docPr id="176" name="Picture 176"/>
+                  <wp:docPr id="177" name="Picture 177"/>
                   <wp:cNvGraphicFramePr>
                     <a:graphicFrameLocks noChangeAspect="1"/>
                   </wp:cNvGraphicFramePr>
@@ -8580,7 +8621,7 @@
                           <pic:cNvPicPr/>
                         </pic:nvPicPr>
                         <pic:blipFill>
-                          <a:blip r:embed="rId161"/>
+                          <a:blip r:embed="rId162"/>
                           <a:stretch>
                             <a:fillRect/>
                           </a:stretch>
@@ -8607,7 +8648,7 @@
         <w:drawing>
           <wp:inline xmlns:a="http://schemas.openxmlformats.org/drawingml/2006/main" xmlns:pic="http://schemas.openxmlformats.org/drawingml/2006/picture">
             <wp:extent cx="384048" cy="384048"/>
-            <wp:docPr id="177" name="Picture 177"/>
+            <wp:docPr id="178" name="Picture 178"/>
             <wp:cNvGraphicFramePr>
               <a:graphicFrameLocks noChangeAspect="1"/>
             </wp:cNvGraphicFramePr>
@@ -8697,7 +8738,7 @@
               <w:drawing>
                 <wp:inline xmlns:a="http://schemas.openxmlformats.org/drawingml/2006/main" xmlns:pic="http://schemas.openxmlformats.org/drawingml/2006/picture">
                   <wp:extent cx="822960" cy="822960"/>
-                  <wp:docPr id="178" name="Picture 178"/>
+                  <wp:docPr id="179" name="Picture 179"/>
                   <wp:cNvGraphicFramePr>
                     <a:graphicFrameLocks noChangeAspect="1"/>
                   </wp:cNvGraphicFramePr>
@@ -8709,7 +8750,7 @@
                           <pic:cNvPicPr/>
                         </pic:nvPicPr>
                         <pic:blipFill>
-                          <a:blip r:embed="rId162"/>
+                          <a:blip r:embed="rId163"/>
                           <a:stretch>
                             <a:fillRect/>
                           </a:stretch>
@@ -8750,47 +8791,6 @@
               <w:drawing>
                 <wp:inline xmlns:a="http://schemas.openxmlformats.org/drawingml/2006/main" xmlns:pic="http://schemas.openxmlformats.org/drawingml/2006/picture">
                   <wp:extent cx="868680" cy="651510"/>
-                  <wp:docPr id="179" name="Picture 179"/>
-                  <wp:cNvGraphicFramePr>
-                    <a:graphicFrameLocks noChangeAspect="1"/>
-                  </wp:cNvGraphicFramePr>
-                  <a:graphic>
-                    <a:graphicData uri="http://schemas.openxmlformats.org/drawingml/2006/picture">
-                      <pic:pic>
-                        <pic:nvPicPr>
-                          <pic:cNvPr id="0" name="image.jpg"/>
-                          <pic:cNvPicPr/>
-                        </pic:nvPicPr>
-                        <pic:blipFill>
-                          <a:blip r:embed="rId163"/>
-                          <a:stretch>
-                            <a:fillRect/>
-                          </a:stretch>
-                        </pic:blipFill>
-                        <pic:spPr>
-                          <a:xfrm>
-                            <a:off x="0" y="0"/>
-                            <a:ext cx="868680" cy="651510"/>
-                          </a:xfrm>
-                          <a:prstGeom prst="rect"/>
-                        </pic:spPr>
-                      </pic:pic>
-                    </a:graphicData>
-                  </a:graphic>
-                </wp:inline>
-              </w:drawing>
-            </w:r>
-            <w:r>
-              <w:rPr>
-                <w:b/>
-              </w:rPr>
-              <w:t xml:space="preserve">  A19</w:t>
-              <w:br/>
-            </w:r>
-            <w:r>
-              <w:drawing>
-                <wp:inline xmlns:a="http://schemas.openxmlformats.org/drawingml/2006/main" xmlns:pic="http://schemas.openxmlformats.org/drawingml/2006/picture">
-                  <wp:extent cx="868680" cy="651510"/>
                   <wp:docPr id="180" name="Picture 180"/>
                   <wp:cNvGraphicFramePr>
                     <a:graphicFrameLocks noChangeAspect="1"/>
@@ -8825,7 +8825,7 @@
               <w:rPr>
                 <w:b/>
               </w:rPr>
-              <w:t xml:space="preserve">  A24</w:t>
+              <w:t xml:space="preserve">  A14</w:t>
               <w:br/>
             </w:r>
             <w:r>
@@ -8866,6 +8866,47 @@
               <w:rPr>
                 <w:b/>
               </w:rPr>
+              <w:t xml:space="preserve">  B13</w:t>
+              <w:br/>
+            </w:r>
+            <w:r>
+              <w:drawing>
+                <wp:inline xmlns:a="http://schemas.openxmlformats.org/drawingml/2006/main" xmlns:pic="http://schemas.openxmlformats.org/drawingml/2006/picture">
+                  <wp:extent cx="868680" cy="651510"/>
+                  <wp:docPr id="182" name="Picture 182"/>
+                  <wp:cNvGraphicFramePr>
+                    <a:graphicFrameLocks noChangeAspect="1"/>
+                  </wp:cNvGraphicFramePr>
+                  <a:graphic>
+                    <a:graphicData uri="http://schemas.openxmlformats.org/drawingml/2006/picture">
+                      <pic:pic>
+                        <pic:nvPicPr>
+                          <pic:cNvPr id="0" name="image.jpg"/>
+                          <pic:cNvPicPr/>
+                        </pic:nvPicPr>
+                        <pic:blipFill>
+                          <a:blip r:embed="rId166"/>
+                          <a:stretch>
+                            <a:fillRect/>
+                          </a:stretch>
+                        </pic:blipFill>
+                        <pic:spPr>
+                          <a:xfrm>
+                            <a:off x="0" y="0"/>
+                            <a:ext cx="868680" cy="651510"/>
+                          </a:xfrm>
+                          <a:prstGeom prst="rect"/>
+                        </pic:spPr>
+                      </pic:pic>
+                    </a:graphicData>
+                  </a:graphic>
+                </wp:inline>
+              </w:drawing>
+            </w:r>
+            <w:r>
+              <w:rPr>
+                <w:b/>
+              </w:rPr>
               <w:t xml:space="preserve">  F7 x2</w:t>
               <w:br/>
             </w:r>
@@ -8880,7 +8921,7 @@
               <w:drawing>
                 <wp:inline xmlns:a="http://schemas.openxmlformats.org/drawingml/2006/main" xmlns:pic="http://schemas.openxmlformats.org/drawingml/2006/picture">
                   <wp:extent cx="6949440" cy="4993669"/>
-                  <wp:docPr id="182" name="Picture 182"/>
+                  <wp:docPr id="183" name="Picture 183"/>
                   <wp:cNvGraphicFramePr>
                     <a:graphicFrameLocks noChangeAspect="1"/>
                   </wp:cNvGraphicFramePr>
@@ -8892,7 +8933,7 @@
                           <pic:cNvPicPr/>
                         </pic:nvPicPr>
                         <pic:blipFill>
-                          <a:blip r:embed="rId166"/>
+                          <a:blip r:embed="rId167"/>
                           <a:stretch>
                             <a:fillRect/>
                           </a:stretch>
@@ -8919,7 +8960,7 @@
         <w:drawing>
           <wp:inline xmlns:a="http://schemas.openxmlformats.org/drawingml/2006/main" xmlns:pic="http://schemas.openxmlformats.org/drawingml/2006/picture">
             <wp:extent cx="384048" cy="384048"/>
-            <wp:docPr id="183" name="Picture 183"/>
+            <wp:docPr id="184" name="Picture 184"/>
             <wp:cNvGraphicFramePr>
               <a:graphicFrameLocks noChangeAspect="1"/>
             </wp:cNvGraphicFramePr>
@@ -8956,7 +8997,7 @@
         <w:drawing>
           <wp:inline xmlns:a="http://schemas.openxmlformats.org/drawingml/2006/main" xmlns:pic="http://schemas.openxmlformats.org/drawingml/2006/picture">
             <wp:extent cx="384048" cy="384048"/>
-            <wp:docPr id="184" name="Picture 184"/>
+            <wp:docPr id="185" name="Picture 185"/>
             <wp:cNvGraphicFramePr>
               <a:graphicFrameLocks noChangeAspect="1"/>
             </wp:cNvGraphicFramePr>
@@ -8993,7 +9034,7 @@
         <w:drawing>
           <wp:inline xmlns:a="http://schemas.openxmlformats.org/drawingml/2006/main" xmlns:pic="http://schemas.openxmlformats.org/drawingml/2006/picture">
             <wp:extent cx="384048" cy="384048"/>
-            <wp:docPr id="185" name="Picture 185"/>
+            <wp:docPr id="186" name="Picture 186"/>
             <wp:cNvGraphicFramePr>
               <a:graphicFrameLocks noChangeAspect="1"/>
             </wp:cNvGraphicFramePr>
@@ -9098,7 +9139,7 @@
               <w:drawing>
                 <wp:inline xmlns:a="http://schemas.openxmlformats.org/drawingml/2006/main" xmlns:pic="http://schemas.openxmlformats.org/drawingml/2006/picture">
                   <wp:extent cx="822960" cy="822960"/>
-                  <wp:docPr id="186" name="Picture 186"/>
+                  <wp:docPr id="187" name="Picture 187"/>
                   <wp:cNvGraphicFramePr>
                     <a:graphicFrameLocks noChangeAspect="1"/>
                   </wp:cNvGraphicFramePr>
@@ -9110,7 +9151,7 @@
                           <pic:cNvPicPr/>
                         </pic:nvPicPr>
                         <pic:blipFill>
-                          <a:blip r:embed="rId167"/>
+                          <a:blip r:embed="rId168"/>
                           <a:stretch>
                             <a:fillRect/>
                           </a:stretch>
@@ -9162,7 +9203,7 @@
               <w:drawing>
                 <wp:inline xmlns:a="http://schemas.openxmlformats.org/drawingml/2006/main" xmlns:pic="http://schemas.openxmlformats.org/drawingml/2006/picture">
                   <wp:extent cx="6949440" cy="4993669"/>
-                  <wp:docPr id="187" name="Picture 187"/>
+                  <wp:docPr id="188" name="Picture 188"/>
                   <wp:cNvGraphicFramePr>
                     <a:graphicFrameLocks noChangeAspect="1"/>
                   </wp:cNvGraphicFramePr>
@@ -9174,7 +9215,7 @@
                           <pic:cNvPicPr/>
                         </pic:nvPicPr>
                         <pic:blipFill>
-                          <a:blip r:embed="rId168"/>
+                          <a:blip r:embed="rId169"/>
                           <a:stretch>
                             <a:fillRect/>
                           </a:stretch>
@@ -9201,7 +9242,7 @@
         <w:drawing>
           <wp:inline xmlns:a="http://schemas.openxmlformats.org/drawingml/2006/main" xmlns:pic="http://schemas.openxmlformats.org/drawingml/2006/picture">
             <wp:extent cx="384048" cy="384048"/>
-            <wp:docPr id="188" name="Picture 188"/>
+            <wp:docPr id="189" name="Picture 189"/>
             <wp:cNvGraphicFramePr>
               <a:graphicFrameLocks noChangeAspect="1"/>
             </wp:cNvGraphicFramePr>
@@ -9238,7 +9279,7 @@
         <w:drawing>
           <wp:inline xmlns:a="http://schemas.openxmlformats.org/drawingml/2006/main" xmlns:pic="http://schemas.openxmlformats.org/drawingml/2006/picture">
             <wp:extent cx="384048" cy="384048"/>
-            <wp:docPr id="189" name="Picture 189"/>
+            <wp:docPr id="190" name="Picture 190"/>
             <wp:cNvGraphicFramePr>
               <a:graphicFrameLocks noChangeAspect="1"/>
             </wp:cNvGraphicFramePr>
@@ -9275,7 +9316,7 @@
         <w:drawing>
           <wp:inline xmlns:a="http://schemas.openxmlformats.org/drawingml/2006/main" xmlns:pic="http://schemas.openxmlformats.org/drawingml/2006/picture">
             <wp:extent cx="384048" cy="384048"/>
-            <wp:docPr id="190" name="Picture 190"/>
+            <wp:docPr id="191" name="Picture 191"/>
             <wp:cNvGraphicFramePr>
               <a:graphicFrameLocks noChangeAspect="1"/>
             </wp:cNvGraphicFramePr>
@@ -9380,7 +9421,7 @@
               <w:drawing>
                 <wp:inline xmlns:a="http://schemas.openxmlformats.org/drawingml/2006/main" xmlns:pic="http://schemas.openxmlformats.org/drawingml/2006/picture">
                   <wp:extent cx="822960" cy="822960"/>
-                  <wp:docPr id="191" name="Picture 191"/>
+                  <wp:docPr id="192" name="Picture 192"/>
                   <wp:cNvGraphicFramePr>
                     <a:graphicFrameLocks noChangeAspect="1"/>
                   </wp:cNvGraphicFramePr>
@@ -9392,7 +9433,7 @@
                           <pic:cNvPicPr/>
                         </pic:nvPicPr>
                         <pic:blipFill>
-                          <a:blip r:embed="rId169"/>
+                          <a:blip r:embed="rId170"/>
                           <a:stretch>
                             <a:fillRect/>
                           </a:stretch>
@@ -9433,89 +9474,7 @@
               <w:drawing>
                 <wp:inline xmlns:a="http://schemas.openxmlformats.org/drawingml/2006/main" xmlns:pic="http://schemas.openxmlformats.org/drawingml/2006/picture">
                   <wp:extent cx="868680" cy="651510"/>
-                  <wp:docPr id="192" name="Picture 192"/>
-                  <wp:cNvGraphicFramePr>
-                    <a:graphicFrameLocks noChangeAspect="1"/>
-                  </wp:cNvGraphicFramePr>
-                  <a:graphic>
-                    <a:graphicData uri="http://schemas.openxmlformats.org/drawingml/2006/picture">
-                      <pic:pic>
-                        <pic:nvPicPr>
-                          <pic:cNvPr id="0" name="image.jpg"/>
-                          <pic:cNvPicPr/>
-                        </pic:nvPicPr>
-                        <pic:blipFill>
-                          <a:blip r:embed="rId134"/>
-                          <a:stretch>
-                            <a:fillRect/>
-                          </a:stretch>
-                        </pic:blipFill>
-                        <pic:spPr>
-                          <a:xfrm>
-                            <a:off x="0" y="0"/>
-                            <a:ext cx="868680" cy="651510"/>
-                          </a:xfrm>
-                          <a:prstGeom prst="rect"/>
-                        </pic:spPr>
-                      </pic:pic>
-                    </a:graphicData>
-                  </a:graphic>
-                </wp:inline>
-              </w:drawing>
-            </w:r>
-            <w:r>
-              <w:rPr>
-                <w:b/>
-              </w:rPr>
-              <w:t xml:space="preserve">  A5 x2</w:t>
-              <w:br/>
-            </w:r>
-            <w:r>
-              <w:drawing>
-                <wp:inline xmlns:a="http://schemas.openxmlformats.org/drawingml/2006/main" xmlns:pic="http://schemas.openxmlformats.org/drawingml/2006/picture">
-                  <wp:extent cx="868680" cy="651510"/>
                   <wp:docPr id="193" name="Picture 193"/>
-                  <wp:cNvGraphicFramePr>
-                    <a:graphicFrameLocks noChangeAspect="1"/>
-                  </wp:cNvGraphicFramePr>
-                  <a:graphic>
-                    <a:graphicData uri="http://schemas.openxmlformats.org/drawingml/2006/picture">
-                      <pic:pic>
-                        <pic:nvPicPr>
-                          <pic:cNvPr id="0" name="image.jpg"/>
-                          <pic:cNvPicPr/>
-                        </pic:nvPicPr>
-                        <pic:blipFill>
-                          <a:blip r:embed="rId170"/>
-                          <a:stretch>
-                            <a:fillRect/>
-                          </a:stretch>
-                        </pic:blipFill>
-                        <pic:spPr>
-                          <a:xfrm>
-                            <a:off x="0" y="0"/>
-                            <a:ext cx="868680" cy="651510"/>
-                          </a:xfrm>
-                          <a:prstGeom prst="rect"/>
-                        </pic:spPr>
-                      </pic:pic>
-                    </a:graphicData>
-                  </a:graphic>
-                </wp:inline>
-              </w:drawing>
-            </w:r>
-            <w:r>
-              <w:rPr>
-                <w:b/>
-              </w:rPr>
-              <w:t xml:space="preserve">  A23</w:t>
-              <w:br/>
-            </w:r>
-            <w:r>
-              <w:drawing>
-                <wp:inline xmlns:a="http://schemas.openxmlformats.org/drawingml/2006/main" xmlns:pic="http://schemas.openxmlformats.org/drawingml/2006/picture">
-                  <wp:extent cx="868680" cy="651510"/>
-                  <wp:docPr id="194" name="Picture 194"/>
                   <wp:cNvGraphicFramePr>
                     <a:graphicFrameLocks noChangeAspect="1"/>
                   </wp:cNvGraphicFramePr>
@@ -9549,14 +9508,14 @@
               <w:rPr>
                 <w:b/>
               </w:rPr>
-              <w:t xml:space="preserve">  F2</w:t>
+              <w:t xml:space="preserve">  A3 x2</w:t>
               <w:br/>
             </w:r>
             <w:r>
               <w:drawing>
                 <wp:inline xmlns:a="http://schemas.openxmlformats.org/drawingml/2006/main" xmlns:pic="http://schemas.openxmlformats.org/drawingml/2006/picture">
                   <wp:extent cx="868680" cy="651510"/>
-                  <wp:docPr id="195" name="Picture 195"/>
+                  <wp:docPr id="194" name="Picture 194"/>
                   <wp:cNvGraphicFramePr>
                     <a:graphicFrameLocks noChangeAspect="1"/>
                   </wp:cNvGraphicFramePr>
@@ -9590,14 +9549,14 @@
               <w:rPr>
                 <w:b/>
               </w:rPr>
-              <w:t xml:space="preserve">  F3 x3</w:t>
+              <w:t xml:space="preserve">  A12</w:t>
               <w:br/>
             </w:r>
             <w:r>
               <w:drawing>
                 <wp:inline xmlns:a="http://schemas.openxmlformats.org/drawingml/2006/main" xmlns:pic="http://schemas.openxmlformats.org/drawingml/2006/picture">
                   <wp:extent cx="868680" cy="651510"/>
-                  <wp:docPr id="196" name="Picture 196"/>
+                  <wp:docPr id="195" name="Picture 195"/>
                   <wp:cNvGraphicFramePr>
                     <a:graphicFrameLocks noChangeAspect="1"/>
                   </wp:cNvGraphicFramePr>
@@ -9631,7 +9590,48 @@
               <w:rPr>
                 <w:b/>
               </w:rPr>
-              <w:t xml:space="preserve">  F6 x3</w:t>
+              <w:t xml:space="preserve">  F2</w:t>
+              <w:br/>
+            </w:r>
+            <w:r>
+              <w:drawing>
+                <wp:inline xmlns:a="http://schemas.openxmlformats.org/drawingml/2006/main" xmlns:pic="http://schemas.openxmlformats.org/drawingml/2006/picture">
+                  <wp:extent cx="868680" cy="651510"/>
+                  <wp:docPr id="196" name="Picture 196"/>
+                  <wp:cNvGraphicFramePr>
+                    <a:graphicFrameLocks noChangeAspect="1"/>
+                  </wp:cNvGraphicFramePr>
+                  <a:graphic>
+                    <a:graphicData uri="http://schemas.openxmlformats.org/drawingml/2006/picture">
+                      <pic:pic>
+                        <pic:nvPicPr>
+                          <pic:cNvPr id="0" name="image.jpg"/>
+                          <pic:cNvPicPr/>
+                        </pic:nvPicPr>
+                        <pic:blipFill>
+                          <a:blip r:embed="rId174"/>
+                          <a:stretch>
+                            <a:fillRect/>
+                          </a:stretch>
+                        </pic:blipFill>
+                        <pic:spPr>
+                          <a:xfrm>
+                            <a:off x="0" y="0"/>
+                            <a:ext cx="868680" cy="651510"/>
+                          </a:xfrm>
+                          <a:prstGeom prst="rect"/>
+                        </pic:spPr>
+                      </pic:pic>
+                    </a:graphicData>
+                  </a:graphic>
+                </wp:inline>
+              </w:drawing>
+            </w:r>
+            <w:r>
+              <w:rPr>
+                <w:b/>
+              </w:rPr>
+              <w:t xml:space="preserve">  F3 x3</w:t>
               <w:br/>
             </w:r>
             <w:r>
@@ -9650,7 +9650,48 @@
                           <pic:cNvPicPr/>
                         </pic:nvPicPr>
                         <pic:blipFill>
-                          <a:blip r:embed="rId174"/>
+                          <a:blip r:embed="rId175"/>
+                          <a:stretch>
+                            <a:fillRect/>
+                          </a:stretch>
+                        </pic:blipFill>
+                        <pic:spPr>
+                          <a:xfrm>
+                            <a:off x="0" y="0"/>
+                            <a:ext cx="868680" cy="651510"/>
+                          </a:xfrm>
+                          <a:prstGeom prst="rect"/>
+                        </pic:spPr>
+                      </pic:pic>
+                    </a:graphicData>
+                  </a:graphic>
+                </wp:inline>
+              </w:drawing>
+            </w:r>
+            <w:r>
+              <w:rPr>
+                <w:b/>
+              </w:rPr>
+              <w:t xml:space="preserve">  F6 x3</w:t>
+              <w:br/>
+            </w:r>
+            <w:r>
+              <w:drawing>
+                <wp:inline xmlns:a="http://schemas.openxmlformats.org/drawingml/2006/main" xmlns:pic="http://schemas.openxmlformats.org/drawingml/2006/picture">
+                  <wp:extent cx="868680" cy="651510"/>
+                  <wp:docPr id="198" name="Picture 198"/>
+                  <wp:cNvGraphicFramePr>
+                    <a:graphicFrameLocks noChangeAspect="1"/>
+                  </wp:cNvGraphicFramePr>
+                  <a:graphic>
+                    <a:graphicData uri="http://schemas.openxmlformats.org/drawingml/2006/picture">
+                      <pic:pic>
+                        <pic:nvPicPr>
+                          <pic:cNvPr id="0" name="image.jpg"/>
+                          <pic:cNvPicPr/>
+                        </pic:nvPicPr>
+                        <pic:blipFill>
+                          <a:blip r:embed="rId176"/>
                           <a:stretch>
                             <a:fillRect/>
                           </a:stretch>
@@ -9686,7 +9727,7 @@
               <w:drawing>
                 <wp:inline xmlns:a="http://schemas.openxmlformats.org/drawingml/2006/main" xmlns:pic="http://schemas.openxmlformats.org/drawingml/2006/picture">
                   <wp:extent cx="6949440" cy="4993669"/>
-                  <wp:docPr id="198" name="Picture 198"/>
+                  <wp:docPr id="199" name="Picture 199"/>
                   <wp:cNvGraphicFramePr>
                     <a:graphicFrameLocks noChangeAspect="1"/>
                   </wp:cNvGraphicFramePr>
@@ -9698,7 +9739,7 @@
                           <pic:cNvPicPr/>
                         </pic:nvPicPr>
                         <pic:blipFill>
-                          <a:blip r:embed="rId175"/>
+                          <a:blip r:embed="rId177"/>
                           <a:stretch>
                             <a:fillRect/>
                           </a:stretch>
@@ -9725,7 +9766,7 @@
         <w:drawing>
           <wp:inline xmlns:a="http://schemas.openxmlformats.org/drawingml/2006/main" xmlns:pic="http://schemas.openxmlformats.org/drawingml/2006/picture">
             <wp:extent cx="384048" cy="384048"/>
-            <wp:docPr id="199" name="Picture 199"/>
+            <wp:docPr id="200" name="Picture 200"/>
             <wp:cNvGraphicFramePr>
               <a:graphicFrameLocks noChangeAspect="1"/>
             </wp:cNvGraphicFramePr>
@@ -9786,7 +9827,7 @@
         <w:drawing>
           <wp:inline xmlns:a="http://schemas.openxmlformats.org/drawingml/2006/main" xmlns:pic="http://schemas.openxmlformats.org/drawingml/2006/picture">
             <wp:extent cx="5943600" cy="4457700"/>
-            <wp:docPr id="200" name="Picture 200"/>
+            <wp:docPr id="201" name="Picture 201"/>
             <wp:cNvGraphicFramePr>
               <a:graphicFrameLocks noChangeAspect="1"/>
             </wp:cNvGraphicFramePr>
@@ -9798,7 +9839,7 @@
                     <pic:cNvPicPr/>
                   </pic:nvPicPr>
                   <pic:blipFill>
-                    <a:blip r:embed="rId176"/>
+                    <a:blip r:embed="rId178"/>
                     <a:stretch>
                       <a:fillRect/>
                     </a:stretch>

--- a/kits/dragon/booklet/dragon_instructions.docx
+++ b/kits/dragon/booklet/dragon_instructions.docx
@@ -605,7 +605,7 @@
         <w:pStyle w:val="ListBullet"/>
       </w:pPr>
       <w:r>
-        <w:t>1 x 3/16 in birch dowel, 56 mm (chest hinge)</w:t>
+        <w:t>1 x 3/16 in birch dowel, 46 mm (chest hinge)</w:t>
       </w:r>
     </w:p>
     <w:p>
